--- a/docs/word/SECURITY.docx
+++ b/docs/word/SECURITY.docx
@@ -4,396 +4,216 @@
   <w:body>
     <w:p>
       <w:pPr>
-        <w:pStyle w:val="Heading1"/>
-      </w:pPr>
-      <w:r>
-        <w:rPr>
-          <w:rFonts w:ascii="Prompt" w:cs="Prompt" w:eastAsia="Prompt" w:hAnsi="Prompt"/>
-        </w:rPr>
-        <w:t xml:space="preserve">SECURITY — การจัดการความปลอดภัย &amp; การเปลี่ยนรหัสผ่าน (P0-1)</w:t>
-      </w:r>
-    </w:p>
-    <w:p>
-      <w:pPr>
-        <w:pBdr>
-          <w:left w:val="single" w:color="2E75B6" w:sz="12" w:space="8"/>
-        </w:pBdr>
-        <w:spacing w:after="60"/>
-        <w:ind w:left="360"/>
-      </w:pPr>
-      <w:r>
-        <w:rPr>
-          <w:rFonts w:ascii="Prompt" w:cs="Prompt" w:eastAsia="Prompt" w:hAnsi="Prompt"/>
-          <w:color w:val="444444"/>
-        </w:rPr>
-        <w:t xml:space="preserve">⚠️ </w:t>
-      </w:r>
+        <w:spacing w:after="0" w:before="1800"/>
+        <w:jc w:val="center"/>
+      </w:pPr>
       <w:r>
         <w:rPr>
           <w:rFonts w:ascii="Prompt" w:cs="Prompt" w:eastAsia="Prompt" w:hAnsi="Prompt"/>
           <w:b/>
           <w:bCs/>
-          <w:color w:val="444444"/>
-        </w:rPr>
-        <w:t xml:space="preserve">สำคัญสูงสุด (P0)</w:t>
-      </w:r>
-      <w:r>
-        <w:rPr>
-          <w:rFonts w:ascii="Prompt" w:cs="Prompt" w:eastAsia="Prompt" w:hAnsi="Prompt"/>
-          <w:color w:val="444444"/>
-        </w:rPr>
-        <w:t xml:space="preserve"> · ผู้รับผิดชอบ: ADMIN/IT · ปัจจุบันอยู่ DEV server (ยังไม่ critical)</w:t>
+          <w:color w:val="0C447C"/>
+          <w:sz w:val="28"/>
+          <w:szCs w:val="28"/>
+        </w:rPr>
+        <w:t xml:space="preserve">WS-Sale-App</w:t>
+      </w:r>
+    </w:p>
+    <w:p>
+      <w:pPr>
+        <w:spacing w:after="0"/>
+        <w:jc w:val="center"/>
+      </w:pPr>
+      <w:r>
+        <w:rPr>
+          <w:rFonts w:ascii="Prompt" w:cs="Prompt" w:eastAsia="Prompt" w:hAnsi="Prompt"/>
+          <w:color w:val="BA7517"/>
+          <w:sz w:val="20"/>
+          <w:szCs w:val="20"/>
+        </w:rPr>
+        <w:t xml:space="preserve">World Fert Co., Ltd.</w:t>
       </w:r>
     </w:p>
     <w:p>
       <w:pPr>
         <w:pBdr>
-          <w:left w:val="single" w:color="2E75B6" w:sz="12" w:space="8"/>
+          <w:bottom w:val="single" w:color="1F3864" w:sz="18" w:space="6"/>
         </w:pBdr>
-        <w:spacing w:after="60"/>
-        <w:ind w:left="360"/>
-      </w:pPr>
-      <w:r>
-        <w:rPr>
-          <w:rFonts w:ascii="Prompt" w:cs="Prompt" w:eastAsia="Prompt" w:hAnsi="Prompt"/>
-          <w:color w:val="444444"/>
-        </w:rPr>
-        <w:t xml:space="preserve">ดำเนินการ </w:t>
-      </w:r>
+        <w:spacing w:after="120" w:before="240"/>
+        <w:jc w:val="center"/>
+      </w:pPr>
       <w:r>
         <w:rPr>
           <w:rFonts w:ascii="Prompt" w:cs="Prompt" w:eastAsia="Prompt" w:hAnsi="Prompt"/>
           <w:b/>
           <w:bCs/>
-          <w:color w:val="444444"/>
-        </w:rPr>
-        <w:t xml:space="preserve">ก่อนขึ้น Production</w:t>
-      </w:r>
-      <w:r>
-        <w:rPr>
-          <w:rFonts w:ascii="Prompt" w:cs="Prompt" w:eastAsia="Prompt" w:hAnsi="Prompt"/>
-          <w:color w:val="444444"/>
-        </w:rPr>
-        <w:t xml:space="preserve"> เท่านั้น — เจ้าของระบบเปลี่ยนเองเพื่อความปลอดภัย</w:t>
-      </w:r>
-    </w:p>
-    <w:p>
-      <w:pPr>
-        <w:pStyle w:val="Heading2"/>
-      </w:pPr>
-      <w:r>
-        <w:rPr>
-          <w:rFonts w:ascii="Prompt" w:cs="Prompt" w:eastAsia="Prompt" w:hAnsi="Prompt"/>
-        </w:rPr>
-        <w:t xml:space="preserve">ทำไมต้องเปลี่ยน</w:t>
-      </w:r>
-    </w:p>
-    <w:p>
-      <w:pPr>
-        <w:spacing w:after="80"/>
-      </w:pPr>
-      <w:r>
-        <w:rPr>
-          <w:rFonts w:ascii="Prompt" w:cs="Prompt" w:eastAsia="Prompt" w:hAnsi="Prompt"/>
-        </w:rPr>
-        <w:t xml:space="preserve">รหัสผ่าน/ความลับต่อไปนี้เคยถูกพิมพ์ในแชต/ประวัติการพัฒนา และ/หรือเป็นค่า default</w:t>
-      </w:r>
-    </w:p>
-    <w:p>
-      <w:pPr>
-        <w:spacing w:after="80"/>
-      </w:pPr>
-      <w:r>
-        <w:rPr>
-          <w:rFonts w:ascii="Prompt" w:cs="Prompt" w:eastAsia="Prompt" w:hAnsi="Prompt"/>
-        </w:rPr>
-        <w:t xml:space="preserve">→ เมื่อขึ้น Production ถือว่า </w:t>
-      </w:r>
+          <w:color w:val="1F3864"/>
+          <w:sz w:val="40"/>
+          <w:szCs w:val="40"/>
+        </w:rPr>
+        <w:t xml:space="preserve">SECURITY — การจัดการความปลอดภัย &amp; การเปลี่ยนรหัสผ่าน (P0-1)</w:t>
+      </w:r>
+    </w:p>
+    <w:p>
+      <w:pPr>
+        <w:spacing w:after="600" w:before="120"/>
+        <w:jc w:val="center"/>
+      </w:pPr>
+      <w:r>
+        <w:rPr>
+          <w:rFonts w:ascii="Prompt" w:cs="Prompt" w:eastAsia="Prompt" w:hAnsi="Prompt"/>
+          <w:color w:val="8A8A8A"/>
+          <w:sz w:val="18"/>
+          <w:szCs w:val="18"/>
+        </w:rPr>
+        <w:t xml:space="preserve">Enterprise Production Documentation · Confidential</w:t>
+      </w:r>
+    </w:p>
+    <w:p>
+      <w:r>
+        <w:br w:type="page"/>
+      </w:r>
+    </w:p>
+    <w:p>
+      <w:pPr>
+        <w:pStyle w:val="Heading1"/>
+        <w:spacing w:after="120"/>
+      </w:pPr>
       <w:r>
         <w:rPr>
           <w:rFonts w:ascii="Prompt" w:cs="Prompt" w:eastAsia="Prompt" w:hAnsi="Prompt"/>
           <w:b/>
           <w:bCs/>
-        </w:rPr>
-        <w:t xml:space="preserve">หลุดแล้ว</w:t>
-      </w:r>
-      <w:r>
-        <w:rPr>
-          <w:rFonts w:ascii="Prompt" w:cs="Prompt" w:eastAsia="Prompt" w:hAnsi="Prompt"/>
-        </w:rPr>
-        <w:t xml:space="preserve"> ต้อง rotate ทั้งหมด</w:t>
-      </w:r>
-    </w:p>
-    <w:p>
-      <w:pPr>
-        <w:pStyle w:val="Heading2"/>
-      </w:pPr>
-      <w:r>
-        <w:rPr>
-          <w:rFonts w:ascii="Prompt" w:cs="Prompt" w:eastAsia="Prompt" w:hAnsi="Prompt"/>
-        </w:rPr>
-        <w:t xml:space="preserve">รายการที่ต้องเปลี่ยน (Checklist)</w:t>
-      </w:r>
-    </w:p>
-    <w:p>
-      <w:pPr>
-        <w:pStyle w:val="Heading3"/>
-      </w:pPr>
-      <w:r>
-        <w:rPr>
-          <w:rFonts w:ascii="Prompt" w:cs="Prompt" w:eastAsia="Prompt" w:hAnsi="Prompt"/>
-        </w:rPr>
-        <w:t xml:space="preserve">1. SQL Server (WINSpeed + wf)</w:t>
-      </w:r>
-    </w:p>
-    <w:p>
-      <w:pPr>
-        <w:pStyle w:val="ListParagraph"/>
-        <w:numPr>
-          <w:ilvl w:val="0"/>
-          <w:numId w:val="2"/>
-        </w:numPr>
-      </w:pPr>
-      <w:r>
-        <w:rPr>
-          <w:rFonts w:ascii="Prompt" w:cs="Prompt" w:eastAsia="Prompt" w:hAnsi="Prompt"/>
-        </w:rPr>
-        <w:t xml:space="preserve">[ ] เปลี่ยนรหัส sa (หรือเลิกใช้ sa สำหรับ App)</w:t>
-      </w:r>
-    </w:p>
-    <w:p>
-      <w:pPr>
-        <w:pStyle w:val="ListParagraph"/>
-        <w:numPr>
-          <w:ilvl w:val="0"/>
-          <w:numId w:val="2"/>
-        </w:numPr>
-      </w:pPr>
-      <w:r>
-        <w:rPr>
-          <w:rFonts w:ascii="Prompt" w:cs="Prompt" w:eastAsia="Prompt" w:hAnsi="Prompt"/>
-        </w:rPr>
-        <w:t xml:space="preserve">[ ] </w:t>
+          <w:color w:val="1F3864"/>
+          <w:sz w:val="30"/>
+          <w:szCs w:val="30"/>
+        </w:rPr>
+        <w:t xml:space="preserve">สารบัญ (Contents)</w:t>
+      </w:r>
+    </w:p>
+    <w:sdt>
+      <w:sdtPr>
+        <w:alias w:val="Contents"/>
+      </w:sdtPr>
+      <w:sdtContent>
+        <w:p>
+          <w:r>
+            <w:fldChar w:fldCharType="begin" w:dirty="true"/>
+            <w:instrText xml:space="preserve">TOC \h \o "1-3"</w:instrText>
+            <w:fldChar w:fldCharType="separate"/>
+          </w:r>
+        </w:p>
+        <w:p>
+          <w:r>
+            <w:fldChar w:fldCharType="end"/>
+          </w:r>
+        </w:p>
+      </w:sdtContent>
+    </w:sdt>
+    <w:p>
+      <w:r>
+        <w:br w:type="page"/>
+      </w:r>
+    </w:p>
+    <w:p>
+      <w:pPr>
+        <w:pBdr>
+          <w:left w:val="single" w:color="0C447C" w:sz="18" w:space="10"/>
+        </w:pBdr>
+        <w:shd w:fill="EEF3FA" w:val="clear"/>
+        <w:spacing w:after="80"/>
+        <w:ind w:left="360"/>
+      </w:pPr>
+      <w:r>
+        <w:rPr>
+          <w:rFonts w:ascii="Prompt" w:cs="Prompt" w:eastAsia="Prompt" w:hAnsi="Prompt"/>
+          <w:color w:val="33425A"/>
+        </w:rPr>
+        <w:t xml:space="preserve">⚠️ </w:t>
       </w:r>
       <w:r>
         <w:rPr>
           <w:rFonts w:ascii="Prompt" w:cs="Prompt" w:eastAsia="Prompt" w:hAnsi="Prompt"/>
           <w:b/>
           <w:bCs/>
-        </w:rPr>
-        <w:t xml:space="preserve">แนะนำ:</w:t>
-      </w:r>
-      <w:r>
-        <w:rPr>
-          <w:rFonts w:ascii="Prompt" w:cs="Prompt" w:eastAsia="Prompt" w:hAnsi="Prompt"/>
-        </w:rPr>
-        <w:t xml:space="preserve"> สร้าง least-privilege users แทน sa</w:t>
-      </w:r>
-    </w:p>
-    <w:p>
-      <w:pPr>
-        <w:pStyle w:val="ListParagraph"/>
-        <w:numPr>
-          <w:ilvl w:val="0"/>
-          <w:numId w:val="2"/>
-        </w:numPr>
-      </w:pPr>
-      <w:r>
-        <w:rPr>
-          <w:rFonts w:ascii="Prompt" w:cs="Prompt" w:eastAsia="Prompt" w:hAnsi="Prompt"/>
-        </w:rPr>
-        <w:t xml:space="preserve">wf_owner — CONTROL เฉพาะ schema wf (เขียน wf + รัน migration)</w:t>
-      </w:r>
-    </w:p>
-    <w:p>
-      <w:pPr>
-        <w:pStyle w:val="ListParagraph"/>
-        <w:numPr>
-          <w:ilvl w:val="0"/>
-          <w:numId w:val="2"/>
-        </w:numPr>
-      </w:pPr>
-      <w:r>
-        <w:rPr>
-          <w:rFonts w:ascii="Prompt" w:cs="Prompt" w:eastAsia="Prompt" w:hAnsi="Prompt"/>
-        </w:rPr>
-        <w:t xml:space="preserve">wf_app — datareader บน dbo + เขียนเฉพาะ object ที่อนุญาต (SOHD/SODT/EMSetPrice) ถ้าทำได้ (หรือใช้ stored proc)</w:t>
-      </w:r>
-    </w:p>
-    <w:p>
-      <w:pPr>
-        <w:pStyle w:val="ListParagraph"/>
-        <w:numPr>
-          <w:ilvl w:val="0"/>
-          <w:numId w:val="2"/>
-        </w:numPr>
-      </w:pPr>
-      <w:r>
-        <w:rPr>
-          <w:rFonts w:ascii="Prompt" w:cs="Prompt" w:eastAsia="Prompt" w:hAnsi="Prompt"/>
-        </w:rPr>
-        <w:t xml:space="preserve">[ ] อัปเดต REMOTE_DB_USER / REMOTE_DB_PASSWORD ใน env (Railway + local)</w:t>
-      </w:r>
-    </w:p>
-    <w:p>
-      <w:pPr>
-        <w:pStyle w:val="Heading3"/>
-      </w:pPr>
-      <w:r>
-        <w:rPr>
-          <w:rFonts w:ascii="Prompt" w:cs="Prompt" w:eastAsia="Prompt" w:hAnsi="Prompt"/>
-        </w:rPr>
-        <w:t xml:space="preserve">2. MySQL (TruckScale)</w:t>
-      </w:r>
-    </w:p>
-    <w:p>
-      <w:pPr>
-        <w:pStyle w:val="ListParagraph"/>
-        <w:numPr>
-          <w:ilvl w:val="0"/>
-          <w:numId w:val="2"/>
-        </w:numPr>
-      </w:pPr>
-      <w:r>
-        <w:rPr>
-          <w:rFonts w:ascii="Prompt" w:cs="Prompt" w:eastAsia="Prompt" w:hAnsi="Prompt"/>
-        </w:rPr>
-        <w:t xml:space="preserve">[ ] เปลี่ยนรหัส root</w:t>
-      </w:r>
-    </w:p>
-    <w:p>
-      <w:pPr>
-        <w:pStyle w:val="ListParagraph"/>
-        <w:numPr>
-          <w:ilvl w:val="0"/>
-          <w:numId w:val="2"/>
-        </w:numPr>
-      </w:pPr>
-      <w:r>
-        <w:rPr>
-          <w:rFonts w:ascii="Prompt" w:cs="Prompt" w:eastAsia="Prompt" w:hAnsi="Prompt"/>
-        </w:rPr>
-        <w:t xml:space="preserve">[ ] </w:t>
+          <w:color w:val="33425A"/>
+        </w:rPr>
+        <w:t xml:space="preserve">สำคัญสูงสุด (P0)</w:t>
+      </w:r>
+      <w:r>
+        <w:rPr>
+          <w:rFonts w:ascii="Prompt" w:cs="Prompt" w:eastAsia="Prompt" w:hAnsi="Prompt"/>
+          <w:color w:val="33425A"/>
+        </w:rPr>
+        <w:t xml:space="preserve"> · ผู้รับผิดชอบ: ADMIN/IT · ปัจจุบันอยู่ DEV server (ยังไม่ critical)</w:t>
+      </w:r>
+    </w:p>
+    <w:p>
+      <w:pPr>
+        <w:pBdr>
+          <w:left w:val="single" w:color="0C447C" w:sz="18" w:space="10"/>
+        </w:pBdr>
+        <w:shd w:fill="EEF3FA" w:val="clear"/>
+        <w:spacing w:after="80"/>
+        <w:ind w:left="360"/>
+      </w:pPr>
+      <w:r>
+        <w:rPr>
+          <w:rFonts w:ascii="Prompt" w:cs="Prompt" w:eastAsia="Prompt" w:hAnsi="Prompt"/>
+          <w:color w:val="33425A"/>
+        </w:rPr>
+        <w:t xml:space="preserve">ดำเนินการ </w:t>
       </w:r>
       <w:r>
         <w:rPr>
           <w:rFonts w:ascii="Prompt" w:cs="Prompt" w:eastAsia="Prompt" w:hAnsi="Prompt"/>
           <w:b/>
           <w:bCs/>
-        </w:rPr>
-        <w:t xml:space="preserve">แนะนำ:</w:t>
-      </w:r>
-      <w:r>
-        <w:rPr>
-          <w:rFonts w:ascii="Prompt" w:cs="Prompt" w:eastAsia="Prompt" w:hAnsi="Prompt"/>
-        </w:rPr>
-        <w:t xml:space="preserve"> สร้าง user read-only เฉพาะ db_truckscale (App อ่านอย่างเดียว)</w:t>
-      </w:r>
-    </w:p>
-    <w:p>
-      <w:pPr>
-        <w:pStyle w:val="ListParagraph"/>
-        <w:numPr>
-          <w:ilvl w:val="0"/>
-          <w:numId w:val="2"/>
-        </w:numPr>
-      </w:pPr>
-      <w:r>
-        <w:rPr>
-          <w:rFonts w:ascii="Prompt" w:cs="Prompt" w:eastAsia="Prompt" w:hAnsi="Prompt"/>
-        </w:rPr>
-        <w:t xml:space="preserve">[ ] อัปเดต MYSQL_USER / MYSQL_PASSWORD ใน env</w:t>
-      </w:r>
-    </w:p>
-    <w:p>
-      <w:pPr>
-        <w:pStyle w:val="Heading3"/>
-      </w:pPr>
-      <w:r>
-        <w:rPr>
-          <w:rFonts w:ascii="Prompt" w:cs="Prompt" w:eastAsia="Prompt" w:hAnsi="Prompt"/>
-        </w:rPr>
-        <w:t xml:space="preserve">3. JWT</w:t>
-      </w:r>
-    </w:p>
-    <w:p>
-      <w:pPr>
-        <w:pStyle w:val="ListParagraph"/>
-        <w:numPr>
-          <w:ilvl w:val="0"/>
-          <w:numId w:val="2"/>
-        </w:numPr>
-      </w:pPr>
-      <w:r>
-        <w:rPr>
-          <w:rFonts w:ascii="Prompt" w:cs="Prompt" w:eastAsia="Prompt" w:hAnsi="Prompt"/>
-        </w:rPr>
-        <w:t xml:space="preserve">[ ] เปลี่ยน JWT_SECRET เป็นค่าสุ่มยาว ≥64 ตัวอักษร (เลิกใช้ค่า default placeholder)</w:t>
-      </w:r>
-    </w:p>
-    <w:p>
-      <w:pPr>
-        <w:shd w:fill="F3F4F6" w:val="clear"/>
-      </w:pPr>
-      <w:r>
-        <w:rPr>
-          <w:rFonts w:ascii="Consolas" w:cs="Consolas" w:eastAsia="Consolas" w:hAnsi="Consolas"/>
-          <w:sz w:val="18"/>
-          <w:szCs w:val="18"/>
-        </w:rPr>
-        <w:t xml:space="preserve">  node -e "console.log(require('crypto').randomBytes(48).toString('base64url'))"</w:t>
-      </w:r>
-    </w:p>
-    <w:p>
-      <w:pPr>
-        <w:pStyle w:val="Heading3"/>
-      </w:pPr>
-      <w:r>
-        <w:rPr>
-          <w:rFonts w:ascii="Prompt" w:cs="Prompt" w:eastAsia="Prompt" w:hAnsi="Prompt"/>
-        </w:rPr>
-        <w:t xml:space="preserve">4. รหัสผู้ใช้ในระบบ (wf.AppUser)</w:t>
-      </w:r>
-    </w:p>
-    <w:p>
-      <w:pPr>
-        <w:pStyle w:val="ListParagraph"/>
-        <w:numPr>
-          <w:ilvl w:val="0"/>
-          <w:numId w:val="2"/>
-        </w:numPr>
-      </w:pPr>
-      <w:r>
-        <w:rPr>
-          <w:rFonts w:ascii="Prompt" w:cs="Prompt" w:eastAsia="Prompt" w:hAnsi="Prompt"/>
-        </w:rPr>
-        <w:t xml:space="preserve">[ ] เปลี่ยนรหัสผ่าน seed users (เช่น Sales@2026) ทั้งหมด</w:t>
+          <w:color w:val="33425A"/>
+        </w:rPr>
+        <w:t xml:space="preserve">ก่อนขึ้น Production</w:t>
+      </w:r>
+      <w:r>
+        <w:rPr>
+          <w:rFonts w:ascii="Prompt" w:cs="Prompt" w:eastAsia="Prompt" w:hAnsi="Prompt"/>
+          <w:color w:val="33425A"/>
+        </w:rPr>
+        <w:t xml:space="preserve"> เท่านั้น — เจ้าของระบบเปลี่ยนเองเพื่อความปลอดภัย</w:t>
       </w:r>
     </w:p>
     <w:p>
       <w:pPr>
         <w:pStyle w:val="Heading2"/>
-      </w:pPr>
-      <w:r>
-        <w:rPr>
-          <w:rFonts w:ascii="Prompt" w:cs="Prompt" w:eastAsia="Prompt" w:hAnsi="Prompt"/>
-        </w:rPr>
-        <w:t xml:space="preserve">วิธีเก็บความลับ (ห้ามอยู่ในโค้ด)</w:t>
-      </w:r>
-    </w:p>
-    <w:p>
-      <w:pPr>
-        <w:pStyle w:val="ListParagraph"/>
-        <w:numPr>
-          <w:ilvl w:val="0"/>
-          <w:numId w:val="2"/>
-        </w:numPr>
-      </w:pPr>
-      <w:r>
-        <w:rPr>
-          <w:rFonts w:ascii="Prompt" w:cs="Prompt" w:eastAsia="Prompt" w:hAnsi="Prompt"/>
-        </w:rPr>
-        <w:t xml:space="preserve">เก็บใน </w:t>
+        <w:spacing w:after="120" w:before="220"/>
+      </w:pPr>
+      <w:r>
+        <w:rPr>
+          <w:rFonts w:ascii="Prompt" w:cs="Prompt" w:eastAsia="Prompt" w:hAnsi="Prompt"/>
+          <w:color w:val="0C447C"/>
+        </w:rPr>
+        <w:t xml:space="preserve">ทำไมต้องเปลี่ยน</w:t>
+      </w:r>
+    </w:p>
+    <w:p>
+      <w:pPr>
+        <w:spacing w:after="80" w:line="276"/>
+      </w:pPr>
+      <w:r>
+        <w:rPr>
+          <w:rFonts w:ascii="Prompt" w:cs="Prompt" w:eastAsia="Prompt" w:hAnsi="Prompt"/>
+        </w:rPr>
+        <w:t xml:space="preserve">รหัสผ่าน/ความลับต่อไปนี้เคยถูกพิมพ์ในแชต/ประวัติการพัฒนา และ/หรือเป็นค่า default</w:t>
+      </w:r>
+    </w:p>
+    <w:p>
+      <w:pPr>
+        <w:spacing w:after="80" w:line="276"/>
+      </w:pPr>
+      <w:r>
+        <w:rPr>
+          <w:rFonts w:ascii="Prompt" w:cs="Prompt" w:eastAsia="Prompt" w:hAnsi="Prompt"/>
+        </w:rPr>
+        <w:t xml:space="preserve">→ เมื่อขึ้น Production ถือว่า </w:t>
       </w:r>
       <w:r>
         <w:rPr>
@@ -401,28 +221,71 @@
           <w:b/>
           <w:bCs/>
         </w:rPr>
-        <w:t xml:space="preserve">environment variables</w:t>
-      </w:r>
-      <w:r>
-        <w:rPr>
-          <w:rFonts w:ascii="Prompt" w:cs="Prompt" w:eastAsia="Prompt" w:hAnsi="Prompt"/>
-        </w:rPr>
-        <w:t xml:space="preserve"> ของ Railway (backend) / Vercel (frontend) เท่านั้น</w:t>
-      </w:r>
-    </w:p>
-    <w:p>
-      <w:pPr>
-        <w:pStyle w:val="ListParagraph"/>
-        <w:numPr>
-          <w:ilvl w:val="0"/>
-          <w:numId w:val="2"/>
-        </w:numPr>
-      </w:pPr>
-      <w:r>
-        <w:rPr>
-          <w:rFonts w:ascii="Prompt" w:cs="Prompt" w:eastAsia="Prompt" w:hAnsi="Prompt"/>
-        </w:rPr>
-        <w:t xml:space="preserve">.env จริง </w:t>
+        <w:t xml:space="preserve">หลุดแล้ว</w:t>
+      </w:r>
+      <w:r>
+        <w:rPr>
+          <w:rFonts w:ascii="Prompt" w:cs="Prompt" w:eastAsia="Prompt" w:hAnsi="Prompt"/>
+        </w:rPr>
+        <w:t xml:space="preserve"> ต้อง rotate ทั้งหมด</w:t>
+      </w:r>
+    </w:p>
+    <w:p>
+      <w:pPr>
+        <w:pStyle w:val="Heading2"/>
+        <w:spacing w:after="120" w:before="220"/>
+      </w:pPr>
+      <w:r>
+        <w:rPr>
+          <w:rFonts w:ascii="Prompt" w:cs="Prompt" w:eastAsia="Prompt" w:hAnsi="Prompt"/>
+          <w:color w:val="0C447C"/>
+        </w:rPr>
+        <w:t xml:space="preserve">รายการที่ต้องเปลี่ยน (Checklist)</w:t>
+      </w:r>
+    </w:p>
+    <w:p>
+      <w:pPr>
+        <w:pStyle w:val="Heading3"/>
+        <w:spacing w:after="120" w:before="220"/>
+      </w:pPr>
+      <w:r>
+        <w:rPr>
+          <w:rFonts w:ascii="Prompt" w:cs="Prompt" w:eastAsia="Prompt" w:hAnsi="Prompt"/>
+          <w:color w:val="0C447C"/>
+        </w:rPr>
+        <w:t xml:space="preserve">1. SQL Server (WINSpeed + wf)</w:t>
+      </w:r>
+    </w:p>
+    <w:p>
+      <w:pPr>
+        <w:pStyle w:val="ListParagraph"/>
+        <w:numPr>
+          <w:ilvl w:val="0"/>
+          <w:numId w:val="2"/>
+        </w:numPr>
+        <w:spacing w:after="30"/>
+      </w:pPr>
+      <w:r>
+        <w:rPr>
+          <w:rFonts w:ascii="Prompt" w:cs="Prompt" w:eastAsia="Prompt" w:hAnsi="Prompt"/>
+        </w:rPr>
+        <w:t xml:space="preserve">[ ] เปลี่ยนรหัส sa (หรือเลิกใช้ sa สำหรับ App)</w:t>
+      </w:r>
+    </w:p>
+    <w:p>
+      <w:pPr>
+        <w:pStyle w:val="ListParagraph"/>
+        <w:numPr>
+          <w:ilvl w:val="0"/>
+          <w:numId w:val="2"/>
+        </w:numPr>
+        <w:spacing w:after="30"/>
+      </w:pPr>
+      <w:r>
+        <w:rPr>
+          <w:rFonts w:ascii="Prompt" w:cs="Prompt" w:eastAsia="Prompt" w:hAnsi="Prompt"/>
+        </w:rPr>
+        <w:t xml:space="preserve">[ ] </w:t>
       </w:r>
       <w:r>
         <w:rPr>
@@ -430,6 +293,274 @@
           <w:b/>
           <w:bCs/>
         </w:rPr>
+        <w:t xml:space="preserve">แนะนำ:</w:t>
+      </w:r>
+      <w:r>
+        <w:rPr>
+          <w:rFonts w:ascii="Prompt" w:cs="Prompt" w:eastAsia="Prompt" w:hAnsi="Prompt"/>
+        </w:rPr>
+        <w:t xml:space="preserve"> สร้าง least-privilege users แทน sa</w:t>
+      </w:r>
+    </w:p>
+    <w:p>
+      <w:pPr>
+        <w:pStyle w:val="ListParagraph"/>
+        <w:numPr>
+          <w:ilvl w:val="0"/>
+          <w:numId w:val="2"/>
+        </w:numPr>
+        <w:spacing w:after="30"/>
+      </w:pPr>
+      <w:r>
+        <w:rPr>
+          <w:rFonts w:ascii="Prompt" w:cs="Prompt" w:eastAsia="Prompt" w:hAnsi="Prompt"/>
+        </w:rPr>
+        <w:t xml:space="preserve">wf_owner — CONTROL เฉพาะ schema wf (เขียน wf + รัน migration)</w:t>
+      </w:r>
+    </w:p>
+    <w:p>
+      <w:pPr>
+        <w:pStyle w:val="ListParagraph"/>
+        <w:numPr>
+          <w:ilvl w:val="0"/>
+          <w:numId w:val="2"/>
+        </w:numPr>
+        <w:spacing w:after="30"/>
+      </w:pPr>
+      <w:r>
+        <w:rPr>
+          <w:rFonts w:ascii="Prompt" w:cs="Prompt" w:eastAsia="Prompt" w:hAnsi="Prompt"/>
+        </w:rPr>
+        <w:t xml:space="preserve">wf_app — datareader บน dbo + เขียนเฉพาะ object ที่อนุญาต (SOHD/SODT/EMSetPrice) ถ้าทำได้ (หรือใช้ stored proc)</w:t>
+      </w:r>
+    </w:p>
+    <w:p>
+      <w:pPr>
+        <w:pStyle w:val="ListParagraph"/>
+        <w:numPr>
+          <w:ilvl w:val="0"/>
+          <w:numId w:val="2"/>
+        </w:numPr>
+        <w:spacing w:after="30"/>
+      </w:pPr>
+      <w:r>
+        <w:rPr>
+          <w:rFonts w:ascii="Prompt" w:cs="Prompt" w:eastAsia="Prompt" w:hAnsi="Prompt"/>
+        </w:rPr>
+        <w:t xml:space="preserve">[ ] อัปเดต REMOTE_DB_USER / REMOTE_DB_PASSWORD ใน env (Railway + local)</w:t>
+      </w:r>
+    </w:p>
+    <w:p>
+      <w:pPr>
+        <w:pStyle w:val="Heading3"/>
+        <w:spacing w:after="120" w:before="220"/>
+      </w:pPr>
+      <w:r>
+        <w:rPr>
+          <w:rFonts w:ascii="Prompt" w:cs="Prompt" w:eastAsia="Prompt" w:hAnsi="Prompt"/>
+          <w:color w:val="0C447C"/>
+        </w:rPr>
+        <w:t xml:space="preserve">2. MySQL (TruckScale)</w:t>
+      </w:r>
+    </w:p>
+    <w:p>
+      <w:pPr>
+        <w:pStyle w:val="ListParagraph"/>
+        <w:numPr>
+          <w:ilvl w:val="0"/>
+          <w:numId w:val="2"/>
+        </w:numPr>
+        <w:spacing w:after="30"/>
+      </w:pPr>
+      <w:r>
+        <w:rPr>
+          <w:rFonts w:ascii="Prompt" w:cs="Prompt" w:eastAsia="Prompt" w:hAnsi="Prompt"/>
+        </w:rPr>
+        <w:t xml:space="preserve">[ ] เปลี่ยนรหัส root</w:t>
+      </w:r>
+    </w:p>
+    <w:p>
+      <w:pPr>
+        <w:pStyle w:val="ListParagraph"/>
+        <w:numPr>
+          <w:ilvl w:val="0"/>
+          <w:numId w:val="2"/>
+        </w:numPr>
+        <w:spacing w:after="30"/>
+      </w:pPr>
+      <w:r>
+        <w:rPr>
+          <w:rFonts w:ascii="Prompt" w:cs="Prompt" w:eastAsia="Prompt" w:hAnsi="Prompt"/>
+        </w:rPr>
+        <w:t xml:space="preserve">[ ] </w:t>
+      </w:r>
+      <w:r>
+        <w:rPr>
+          <w:rFonts w:ascii="Prompt" w:cs="Prompt" w:eastAsia="Prompt" w:hAnsi="Prompt"/>
+          <w:b/>
+          <w:bCs/>
+        </w:rPr>
+        <w:t xml:space="preserve">แนะนำ:</w:t>
+      </w:r>
+      <w:r>
+        <w:rPr>
+          <w:rFonts w:ascii="Prompt" w:cs="Prompt" w:eastAsia="Prompt" w:hAnsi="Prompt"/>
+        </w:rPr>
+        <w:t xml:space="preserve"> สร้าง user read-only เฉพาะ db_truckscale (App อ่านอย่างเดียว)</w:t>
+      </w:r>
+    </w:p>
+    <w:p>
+      <w:pPr>
+        <w:pStyle w:val="ListParagraph"/>
+        <w:numPr>
+          <w:ilvl w:val="0"/>
+          <w:numId w:val="2"/>
+        </w:numPr>
+        <w:spacing w:after="30"/>
+      </w:pPr>
+      <w:r>
+        <w:rPr>
+          <w:rFonts w:ascii="Prompt" w:cs="Prompt" w:eastAsia="Prompt" w:hAnsi="Prompt"/>
+        </w:rPr>
+        <w:t xml:space="preserve">[ ] อัปเดต MYSQL_USER / MYSQL_PASSWORD ใน env</w:t>
+      </w:r>
+    </w:p>
+    <w:p>
+      <w:pPr>
+        <w:pStyle w:val="Heading3"/>
+        <w:spacing w:after="120" w:before="220"/>
+      </w:pPr>
+      <w:r>
+        <w:rPr>
+          <w:rFonts w:ascii="Prompt" w:cs="Prompt" w:eastAsia="Prompt" w:hAnsi="Prompt"/>
+          <w:color w:val="0C447C"/>
+        </w:rPr>
+        <w:t xml:space="preserve">3. JWT</w:t>
+      </w:r>
+    </w:p>
+    <w:p>
+      <w:pPr>
+        <w:pStyle w:val="ListParagraph"/>
+        <w:numPr>
+          <w:ilvl w:val="0"/>
+          <w:numId w:val="2"/>
+        </w:numPr>
+        <w:spacing w:after="30"/>
+      </w:pPr>
+      <w:r>
+        <w:rPr>
+          <w:rFonts w:ascii="Prompt" w:cs="Prompt" w:eastAsia="Prompt" w:hAnsi="Prompt"/>
+        </w:rPr>
+        <w:t xml:space="preserve">[ ] เปลี่ยน JWT_SECRET เป็นค่าสุ่มยาว ≥64 ตัวอักษร (เลิกใช้ค่า default placeholder)</w:t>
+      </w:r>
+    </w:p>
+    <w:p>
+      <w:pPr>
+        <w:shd w:fill="F3F4F6" w:val="clear"/>
+        <w:spacing w:after="0"/>
+      </w:pPr>
+      <w:r>
+        <w:rPr>
+          <w:rFonts w:ascii="Consolas" w:cs="Consolas" w:eastAsia="Consolas" w:hAnsi="Consolas"/>
+          <w:sz w:val="17"/>
+          <w:szCs w:val="17"/>
+        </w:rPr>
+        <w:t xml:space="preserve">  node -e "console.log(require('crypto').randomBytes(48).toString('base64url'))"</w:t>
+      </w:r>
+    </w:p>
+    <w:p>
+      <w:pPr>
+        <w:pStyle w:val="Heading3"/>
+        <w:spacing w:after="120" w:before="220"/>
+      </w:pPr>
+      <w:r>
+        <w:rPr>
+          <w:rFonts w:ascii="Prompt" w:cs="Prompt" w:eastAsia="Prompt" w:hAnsi="Prompt"/>
+          <w:color w:val="0C447C"/>
+        </w:rPr>
+        <w:t xml:space="preserve">4. รหัสผู้ใช้ในระบบ (wf.AppUser)</w:t>
+      </w:r>
+    </w:p>
+    <w:p>
+      <w:pPr>
+        <w:pStyle w:val="ListParagraph"/>
+        <w:numPr>
+          <w:ilvl w:val="0"/>
+          <w:numId w:val="2"/>
+        </w:numPr>
+        <w:spacing w:after="30"/>
+      </w:pPr>
+      <w:r>
+        <w:rPr>
+          <w:rFonts w:ascii="Prompt" w:cs="Prompt" w:eastAsia="Prompt" w:hAnsi="Prompt"/>
+        </w:rPr>
+        <w:t xml:space="preserve">[ ] เปลี่ยนรหัสผ่าน seed users (เช่น Sales@2026) ทั้งหมด</w:t>
+      </w:r>
+    </w:p>
+    <w:p>
+      <w:pPr>
+        <w:pStyle w:val="Heading2"/>
+        <w:spacing w:after="120" w:before="220"/>
+      </w:pPr>
+      <w:r>
+        <w:rPr>
+          <w:rFonts w:ascii="Prompt" w:cs="Prompt" w:eastAsia="Prompt" w:hAnsi="Prompt"/>
+          <w:color w:val="0C447C"/>
+        </w:rPr>
+        <w:t xml:space="preserve">วิธีเก็บความลับ (ห้ามอยู่ในโค้ด)</w:t>
+      </w:r>
+    </w:p>
+    <w:p>
+      <w:pPr>
+        <w:pStyle w:val="ListParagraph"/>
+        <w:numPr>
+          <w:ilvl w:val="0"/>
+          <w:numId w:val="2"/>
+        </w:numPr>
+        <w:spacing w:after="30"/>
+      </w:pPr>
+      <w:r>
+        <w:rPr>
+          <w:rFonts w:ascii="Prompt" w:cs="Prompt" w:eastAsia="Prompt" w:hAnsi="Prompt"/>
+        </w:rPr>
+        <w:t xml:space="preserve">เก็บใน </w:t>
+      </w:r>
+      <w:r>
+        <w:rPr>
+          <w:rFonts w:ascii="Prompt" w:cs="Prompt" w:eastAsia="Prompt" w:hAnsi="Prompt"/>
+          <w:b/>
+          <w:bCs/>
+        </w:rPr>
+        <w:t xml:space="preserve">environment variables</w:t>
+      </w:r>
+      <w:r>
+        <w:rPr>
+          <w:rFonts w:ascii="Prompt" w:cs="Prompt" w:eastAsia="Prompt" w:hAnsi="Prompt"/>
+        </w:rPr>
+        <w:t xml:space="preserve"> ของ Railway (backend) / Vercel (frontend) เท่านั้น</w:t>
+      </w:r>
+    </w:p>
+    <w:p>
+      <w:pPr>
+        <w:pStyle w:val="ListParagraph"/>
+        <w:numPr>
+          <w:ilvl w:val="0"/>
+          <w:numId w:val="2"/>
+        </w:numPr>
+        <w:spacing w:after="30"/>
+      </w:pPr>
+      <w:r>
+        <w:rPr>
+          <w:rFonts w:ascii="Prompt" w:cs="Prompt" w:eastAsia="Prompt" w:hAnsi="Prompt"/>
+        </w:rPr>
+        <w:t xml:space="preserve">.env จริง </w:t>
+      </w:r>
+      <w:r>
+        <w:rPr>
+          <w:rFonts w:ascii="Prompt" w:cs="Prompt" w:eastAsia="Prompt" w:hAnsi="Prompt"/>
+          <w:b/>
+          <w:bCs/>
+        </w:rPr>
         <w:t xml:space="preserve">ห้าม commit</w:t>
       </w:r>
       <w:r>
@@ -442,12 +573,13 @@
     <w:p>
       <w:pPr>
         <w:shd w:fill="F3F4F6" w:val="clear"/>
+        <w:spacing w:after="0"/>
       </w:pPr>
       <w:r>
         <w:rPr>
           <w:rFonts w:ascii="Consolas" w:cs="Consolas" w:eastAsia="Consolas" w:hAnsi="Consolas"/>
-          <w:sz w:val="18"/>
-          <w:szCs w:val="18"/>
+          <w:sz w:val="17"/>
+          <w:szCs w:val="17"/>
         </w:rPr>
         <w:t xml:space="preserve">  git ls-files | grep -E "(^|/)\.env$"   # ต้องไม่มีผลลัพธ์ (ยกเว้น .env.example/.env.docker.example)</w:t>
       </w:r>
@@ -459,6 +591,7 @@
           <w:ilvl w:val="0"/>
           <w:numId w:val="2"/>
         </w:numPr>
+        <w:spacing w:after="30"/>
       </w:pPr>
       <w:r>
         <w:rPr>
@@ -470,10 +603,12 @@
     <w:p>
       <w:pPr>
         <w:pStyle w:val="Heading2"/>
-      </w:pPr>
-      <w:r>
-        <w:rPr>
-          <w:rFonts w:ascii="Prompt" w:cs="Prompt" w:eastAsia="Prompt" w:hAnsi="Prompt"/>
+        <w:spacing w:after="120" w:before="220"/>
+      </w:pPr>
+      <w:r>
+        <w:rPr>
+          <w:rFonts w:ascii="Prompt" w:cs="Prompt" w:eastAsia="Prompt" w:hAnsi="Prompt"/>
+          <w:color w:val="0C447C"/>
         </w:rPr>
         <w:t xml:space="preserve">เมื่อเปลี่ยนรหัสเสร็จ</w:t>
       </w:r>
@@ -485,6 +620,7 @@
           <w:ilvl w:val="0"/>
           <w:numId w:val="3"/>
         </w:numPr>
+        <w:spacing w:after="30"/>
       </w:pPr>
       <w:r>
         <w:rPr>
@@ -500,6 +636,7 @@
           <w:ilvl w:val="0"/>
           <w:numId w:val="3"/>
         </w:numPr>
+        <w:spacing w:after="30"/>
       </w:pPr>
       <w:r>
         <w:rPr>
@@ -515,6 +652,7 @@
           <w:ilvl w:val="0"/>
           <w:numId w:val="3"/>
         </w:numPr>
+        <w:spacing w:after="30"/>
       </w:pPr>
       <w:r>
         <w:rPr>
@@ -530,6 +668,7 @@
           <w:ilvl w:val="0"/>
           <w:numId w:val="3"/>
         </w:numPr>
+        <w:spacing w:after="30"/>
       </w:pPr>
       <w:r>
         <w:rPr>
@@ -541,10 +680,12 @@
     <w:p>
       <w:pPr>
         <w:pStyle w:val="Heading2"/>
-      </w:pPr>
-      <w:r>
-        <w:rPr>
-          <w:rFonts w:ascii="Prompt" w:cs="Prompt" w:eastAsia="Prompt" w:hAnsi="Prompt"/>
+        <w:spacing w:after="120" w:before="220"/>
+      </w:pPr>
+      <w:r>
+        <w:rPr>
+          <w:rFonts w:ascii="Prompt" w:cs="Prompt" w:eastAsia="Prompt" w:hAnsi="Prompt"/>
+          <w:color w:val="0C447C"/>
         </w:rPr>
         <w:t xml:space="preserve">มาตรการที่ระบบทำให้แล้ว (P1 — implemented)</w:t>
       </w:r>
@@ -556,6 +697,7 @@
           <w:ilvl w:val="0"/>
           <w:numId w:val="2"/>
         </w:numPr>
+        <w:spacing w:after="30"/>
       </w:pPr>
       <w:r>
         <w:rPr>
@@ -571,6 +713,7 @@
           <w:ilvl w:val="0"/>
           <w:numId w:val="2"/>
         </w:numPr>
+        <w:spacing w:after="30"/>
       </w:pPr>
       <w:r>
         <w:rPr>
@@ -586,6 +729,7 @@
           <w:ilvl w:val="0"/>
           <w:numId w:val="2"/>
         </w:numPr>
+        <w:spacing w:after="30"/>
       </w:pPr>
       <w:r>
         <w:rPr>
@@ -601,6 +745,7 @@
           <w:ilvl w:val="0"/>
           <w:numId w:val="2"/>
         </w:numPr>
+        <w:spacing w:after="30"/>
       </w:pPr>
       <w:r>
         <w:rPr>
@@ -616,6 +761,7 @@
           <w:ilvl w:val="0"/>
           <w:numId w:val="2"/>
         </w:numPr>
+        <w:spacing w:after="30"/>
       </w:pPr>
       <w:r>
         <w:rPr>
@@ -627,10 +773,12 @@
     <w:p>
       <w:pPr>
         <w:pStyle w:val="Heading2"/>
-      </w:pPr>
-      <w:r>
-        <w:rPr>
-          <w:rFonts w:ascii="Prompt" w:cs="Prompt" w:eastAsia="Prompt" w:hAnsi="Prompt"/>
+        <w:spacing w:after="120" w:before="220"/>
+      </w:pPr>
+      <w:r>
+        <w:rPr>
+          <w:rFonts w:ascii="Prompt" w:cs="Prompt" w:eastAsia="Prompt" w:hAnsi="Prompt"/>
+          <w:color w:val="0C447C"/>
         </w:rPr>
         <w:t xml:space="preserve">ที่ยังต้องทำเพิ่ม (แนะนำ)</w:t>
       </w:r>
@@ -642,6 +790,7 @@
           <w:ilvl w:val="0"/>
           <w:numId w:val="2"/>
         </w:numPr>
+        <w:spacing w:after="30"/>
       </w:pPr>
       <w:r>
         <w:rPr>
@@ -657,6 +806,7 @@
           <w:ilvl w:val="0"/>
           <w:numId w:val="2"/>
         </w:numPr>
+        <w:spacing w:after="30"/>
       </w:pPr>
       <w:r>
         <w:rPr>
@@ -672,6 +822,7 @@
           <w:ilvl w:val="0"/>
           <w:numId w:val="2"/>
         </w:numPr>
+        <w:spacing w:after="30"/>
       </w:pPr>
       <w:r>
         <w:rPr>
@@ -681,8 +832,10 @@
       </w:r>
     </w:p>
     <w:sectPr>
-      <w:pgSz w:w="12240" w:h="15840" w:orient="portrait"/>
-      <w:pgMar w:top="1440" w:right="1080" w:bottom="1440" w:left="1080" w:header="708" w:footer="708" w:gutter="0"/>
+      <w:headerReference w:type="default" r:id="rId7"/>
+      <w:footerReference w:type="default" r:id="rId8"/>
+      <w:pgSz w:w="11906" w:h="16838" w:orient="portrait"/>
+      <w:pgMar w:top="1200" w:right="1080" w:bottom="1200" w:left="1080" w:header="708" w:footer="708" w:gutter="0"/>
       <w:pgNumType/>
       <w:docGrid w:linePitch="360"/>
     </w:sectPr>
@@ -731,6 +884,46 @@
 </w:endnotes>
 </file>
 
+<file path=word/footer1.xml><?xml version="1.0" encoding="utf-8"?>
+<w:ftr xmlns:wpc="http://schemas.microsoft.com/office/word/2010/wordprocessingCanvas" xmlns:mc="http://schemas.openxmlformats.org/markup-compatibility/2006" xmlns:o="urn:schemas-microsoft-com:office:office" xmlns:r="http://schemas.openxmlformats.org/officeDocument/2006/relationships" xmlns:m="http://schemas.openxmlformats.org/officeDocument/2006/math" xmlns:v="urn:schemas-microsoft-com:vml" xmlns:wp14="http://schemas.microsoft.com/office/word/2010/wordprocessingDrawing" xmlns:wp="http://schemas.openxmlformats.org/drawingml/2006/wordprocessingDrawing" xmlns:w10="urn:schemas-microsoft-com:office:word" xmlns:w="http://schemas.openxmlformats.org/wordprocessingml/2006/main" xmlns:w14="http://schemas.microsoft.com/office/word/2010/wordml" xmlns:w15="http://schemas.microsoft.com/office/word/2012/wordml" xmlns:wpg="http://schemas.microsoft.com/office/word/2010/wordprocessingGroup" xmlns:wpi="http://schemas.microsoft.com/office/word/2010/wordprocessingInk" xmlns:wne="http://schemas.microsoft.com/office/word/2006/wordml" xmlns:wps="http://schemas.microsoft.com/office/word/2010/wordprocessingShape">
+  <w:p>
+    <w:pPr>
+      <w:pBdr>
+        <w:top w:val="single" w:color="C9D3E0" w:sz="4" w:space="4"/>
+      </w:pBdr>
+      <w:jc w:val="center"/>
+    </w:pPr>
+    <w:r>
+      <w:rPr>
+        <w:rFonts w:ascii="Prompt" w:cs="Prompt" w:eastAsia="Prompt" w:hAnsi="Prompt"/>
+        <w:color w:val="999999"/>
+        <w:sz w:val="14"/>
+        <w:szCs w:val="14"/>
+      </w:rPr>
+      <w:t xml:space="preserve">WS-Sale-App · v7.0 · </w:t>
+    </w:r>
+    <w:r>
+      <w:rPr>
+        <w:rFonts w:ascii="Prompt" w:cs="Prompt" w:eastAsia="Prompt" w:hAnsi="Prompt"/>
+        <w:color w:val="999999"/>
+        <w:sz w:val="14"/>
+        <w:szCs w:val="14"/>
+      </w:rPr>
+      <w:t xml:space="preserve">หน้า </w:t>
+      <w:fldChar w:fldCharType="begin"/>
+      <w:instrText xml:space="preserve">PAGE</w:instrText>
+      <w:fldChar w:fldCharType="separate"/>
+      <w:fldChar w:fldCharType="end"/>
+      <w:t xml:space="preserve"> / </w:t>
+      <w:fldChar w:fldCharType="begin"/>
+      <w:instrText xml:space="preserve">NUMPAGES</w:instrText>
+      <w:fldChar w:fldCharType="separate"/>
+      <w:fldChar w:fldCharType="end"/>
+    </w:r>
+  </w:p>
+</w:ftr>
+</file>
+
 <file path=word/footnotes.xml><?xml version="1.0" encoding="utf-8"?>
 <w:footnotes xmlns:wpc="http://schemas.microsoft.com/office/word/2010/wordprocessingCanvas" xmlns:mc="http://schemas.openxmlformats.org/markup-compatibility/2006" xmlns:o="urn:schemas-microsoft-com:office:office" xmlns:r="http://schemas.openxmlformats.org/officeDocument/2006/relationships" xmlns:m="http://schemas.openxmlformats.org/officeDocument/2006/math" xmlns:v="urn:schemas-microsoft-com:vml" xmlns:wp14="http://schemas.microsoft.com/office/word/2010/wordprocessingDrawing" xmlns:wp="http://schemas.openxmlformats.org/drawingml/2006/wordprocessingDrawing" xmlns:w10="urn:schemas-microsoft-com:office:word" xmlns:w="http://schemas.openxmlformats.org/wordprocessingml/2006/main" xmlns:w14="http://schemas.microsoft.com/office/word/2010/wordml" xmlns:w15="http://schemas.microsoft.com/office/word/2012/wordml" xmlns:wpg="http://schemas.microsoft.com/office/word/2010/wordprocessingGroup" xmlns:wpi="http://schemas.microsoft.com/office/word/2010/wordprocessingInk" xmlns:wne="http://schemas.microsoft.com/office/word/2006/wordml" xmlns:wps="http://schemas.microsoft.com/office/word/2010/wordprocessingShape" mc:Ignorable="w14 w15 wp14">
   <w:footnote w:type="separator" w:id="-1">
@@ -766,6 +959,39 @@
     </w:p>
   </w:footnote>
 </w:footnotes>
+</file>
+
+<file path=word/header1.xml><?xml version="1.0" encoding="utf-8"?>
+<w:hdr xmlns:wpc="http://schemas.microsoft.com/office/word/2010/wordprocessingCanvas" xmlns:mc="http://schemas.openxmlformats.org/markup-compatibility/2006" xmlns:o="urn:schemas-microsoft-com:office:office" xmlns:r="http://schemas.openxmlformats.org/officeDocument/2006/relationships" xmlns:m="http://schemas.openxmlformats.org/officeDocument/2006/math" xmlns:v="urn:schemas-microsoft-com:vml" xmlns:wp14="http://schemas.microsoft.com/office/word/2010/wordprocessingDrawing" xmlns:wp="http://schemas.openxmlformats.org/drawingml/2006/wordprocessingDrawing" xmlns:w10="urn:schemas-microsoft-com:office:word" xmlns:w="http://schemas.openxmlformats.org/wordprocessingml/2006/main" xmlns:w14="http://schemas.microsoft.com/office/word/2010/wordml" xmlns:w15="http://schemas.microsoft.com/office/word/2012/wordml" xmlns:wpg="http://schemas.microsoft.com/office/word/2010/wordprocessingGroup" xmlns:wpi="http://schemas.microsoft.com/office/word/2010/wordprocessingInk" xmlns:wne="http://schemas.microsoft.com/office/word/2006/wordml" xmlns:wps="http://schemas.microsoft.com/office/word/2010/wordprocessingShape" xmlns:cx="http://schemas.microsoft.com/office/drawing/2014/chartex" xmlns:cx1="http://schemas.microsoft.com/office/drawing/2015/9/8/chartex" xmlns:cx2="http://schemas.microsoft.com/office/drawing/2015/10/21/chartex" xmlns:cx3="http://schemas.microsoft.com/office/drawing/2016/5/9/chartex" xmlns:cx4="http://schemas.microsoft.com/office/drawing/2016/5/10/chartex" xmlns:cx5="http://schemas.microsoft.com/office/drawing/2016/5/11/chartex" xmlns:cx6="http://schemas.microsoft.com/office/drawing/2016/5/12/chartex" xmlns:cx7="http://schemas.microsoft.com/office/drawing/2016/5/13/chartex" xmlns:cx8="http://schemas.microsoft.com/office/drawing/2016/5/14/chartex" xmlns:w16cid="http://schemas.microsoft.com/office/word/2016/wordml/cid" xmlns:w16se="http://schemas.microsoft.com/office/word/2015/wordml/symex">
+  <w:p>
+    <w:pPr>
+      <w:pBdr>
+        <w:bottom w:val="single" w:color="0C447C" w:sz="4" w:space="4"/>
+      </w:pBdr>
+      <w:tabs>
+        <w:tab w:val="right" w:pos="9026"/>
+      </w:tabs>
+    </w:pPr>
+    <w:r>
+      <w:rPr>
+        <w:rFonts w:ascii="Prompt" w:cs="Prompt" w:eastAsia="Prompt" w:hAnsi="Prompt"/>
+        <w:color w:val="0C447C"/>
+        <w:sz w:val="14"/>
+        <w:szCs w:val="14"/>
+      </w:rPr>
+      <w:t xml:space="preserve">SECURITY — การจัดการความปลอดภัย &amp; การเปลี่ยนรหัสผ่าน (P0-1)</w:t>
+    </w:r>
+    <w:r>
+      <w:rPr>
+        <w:rFonts w:ascii="Prompt" w:cs="Prompt" w:eastAsia="Prompt" w:hAnsi="Prompt"/>
+        <w:color w:val="999999"/>
+        <w:sz w:val="14"/>
+        <w:szCs w:val="14"/>
+      </w:rPr>
+      <w:t xml:space="preserve">	World Fert · Confidential</w:t>
+    </w:r>
+  </w:p>
+</w:hdr>
 </file>
 
 <file path=word/numbering.xml><?xml version="1.0" encoding="utf-8"?>
@@ -864,6 +1090,9 @@
       <w:pPr>
         <w:ind w:left="540" w:hanging="260"/>
       </w:pPr>
+      <w:rPr>
+        <w:color w:val="0C447C"/>
+      </w:rPr>
     </w:lvl>
   </w:abstractNum>
   <w:abstractNum w:abstractNumId="3" w15:restartNumberingAfterBreak="0">
@@ -905,6 +1134,7 @@
     <w:rPrDefault>
       <w:rPr>
         <w:rFonts w:ascii="Prompt" w:cs="Prompt" w:eastAsia="Prompt" w:hAnsi="Prompt"/>
+        <w:color w:val="1A1A1A"/>
         <w:sz w:val="20"/>
         <w:szCs w:val="20"/>
       </w:rPr>
